--- a/release/v5/docs/Ugrinsky-Wind-Wall-V5-Manual-French.docx
+++ b/release/v5/docs/Ugrinsky-Wind-Wall-V5-Manual-French.docx
@@ -2158,7 +2158,7 @@
               <w:rPr>
                 <w:sz w:val="20"/>
               </w:rPr>
-              <w:t>1</w:t>
+              <w:t>36</w:t>
             </w:r>
           </w:p>
         </w:tc>
@@ -2176,7 +2176,7 @@
               <w:rPr>
                 <w:sz w:val="20"/>
               </w:rPr>
-              <w:t>Entretoise tubulaire</w:t>
+              <w:t>Aimants</w:t>
             </w:r>
           </w:p>
         </w:tc>
@@ -2194,7 +2194,7 @@
               <w:rPr>
                 <w:sz w:val="20"/>
               </w:rPr>
-              <w:t>12 × 17,85 mm ; diamètre extérieur et longueur ; vérifier le passage M8</w:t>
+              <w:t>Deux couronnes de 18 aimants ; objectif 10 × 2 mm, vérifier dimensions réelles et retenue</w:t>
             </w:r>
           </w:p>
         </w:tc>
@@ -2218,7 +2218,7 @@
               <w:rPr>
                 <w:sz w:val="20"/>
               </w:rPr>
-              <w:t>36</w:t>
+              <w:t>1</w:t>
             </w:r>
           </w:p>
         </w:tc>
@@ -2236,7 +2236,7 @@
               <w:rPr>
                 <w:sz w:val="20"/>
               </w:rPr>
-              <w:t>Aimants</w:t>
+              <w:t>Butée à billes 51105 complète</w:t>
             </w:r>
           </w:p>
         </w:tc>
@@ -2254,7 +2254,7 @@
               <w:rPr>
                 <w:sz w:val="20"/>
               </w:rPr>
-              <w:t>Deux couronnes de 18 aimants ; objectif 10 × 2 mm, vérifier dimensions réelles et retenue</w:t>
+              <w:t>25 × 42 × 11 mm</w:t>
             </w:r>
           </w:p>
         </w:tc>
@@ -2296,7 +2296,7 @@
               <w:rPr>
                 <w:sz w:val="20"/>
               </w:rPr>
-              <w:t>Butée à billes 51105 complète</w:t>
+              <w:t>Roulement radial 608</w:t>
             </w:r>
           </w:p>
         </w:tc>
@@ -2314,7 +2314,7 @@
               <w:rPr>
                 <w:sz w:val="20"/>
               </w:rPr>
-              <w:t>25 × 42 × 11 mm</w:t>
+              <w:t>8 × 22 × 7 mm</w:t>
             </w:r>
           </w:p>
         </w:tc>
@@ -2338,7 +2338,7 @@
               <w:rPr>
                 <w:sz w:val="20"/>
               </w:rPr>
-              <w:t>1</w:t>
+              <w:t>4</w:t>
             </w:r>
           </w:p>
         </w:tc>
@@ -2356,7 +2356,7 @@
               <w:rPr>
                 <w:sz w:val="20"/>
               </w:rPr>
-              <w:t>Roulement radial 608</w:t>
+              <w:t>Vis M4 du couvercle</w:t>
             </w:r>
           </w:p>
         </w:tc>
@@ -2374,127 +2374,7 @@
               <w:rPr>
                 <w:sz w:val="20"/>
               </w:rPr>
-              <w:t>8 × 22 × 7 mm</w:t>
-            </w:r>
-          </w:p>
-        </w:tc>
-      </w:tr>
-      <w:tr>
-        <w:trPr>
-          <w:cantSplit/>
-        </w:trPr>
-        <w:tc>
-          <w:tcPr>
-            <w:tcW w:type="dxa" w:w="680"/>
-            <w:vAlign w:val="center"/>
-            <w:shd w:fill="FFFFFF"/>
-          </w:tcPr>
-          <w:p>
-            <w:pPr>
-              <w:spacing w:after="0" w:line="252" w:lineRule="auto"/>
-              <w:jc w:val="center"/>
-            </w:pPr>
-            <w:r>
-              <w:rPr>
-                <w:sz w:val="20"/>
-              </w:rPr>
-              <w:t>6</w:t>
-            </w:r>
-          </w:p>
-        </w:tc>
-        <w:tc>
-          <w:tcPr>
-            <w:tcW w:type="dxa" w:w="2778"/>
-            <w:vAlign w:val="center"/>
-            <w:shd w:fill="FFFFFF"/>
-          </w:tcPr>
-          <w:p>
-            <w:pPr>
-              <w:spacing w:after="0" w:line="252" w:lineRule="auto"/>
-            </w:pPr>
-            <w:r>
-              <w:rPr>
-                <w:sz w:val="20"/>
-              </w:rPr>
-              <w:t>Vis M4 du couvercle</w:t>
-            </w:r>
-          </w:p>
-        </w:tc>
-        <w:tc>
-          <w:tcPr>
-            <w:tcW w:type="dxa" w:w="6406"/>
-            <w:vAlign w:val="center"/>
-            <w:shd w:fill="FFFFFF"/>
-          </w:tcPr>
-          <w:p>
-            <w:pPr>
-              <w:spacing w:after="0" w:line="252" w:lineRule="auto"/>
-            </w:pPr>
-            <w:r>
-              <w:rPr>
-                <w:sz w:val="20"/>
-              </w:rPr>
               <w:t>Vérifier longueur et tête sur l'empilage réel ; aucune longueur commerciale approuvée</w:t>
-            </w:r>
-          </w:p>
-        </w:tc>
-      </w:tr>
-      <w:tr>
-        <w:trPr>
-          <w:cantSplit/>
-        </w:trPr>
-        <w:tc>
-          <w:tcPr>
-            <w:tcW w:type="dxa" w:w="680"/>
-            <w:vAlign w:val="center"/>
-            <w:shd w:fill="F4F4F4"/>
-          </w:tcPr>
-          <w:p>
-            <w:pPr>
-              <w:spacing w:after="0" w:line="252" w:lineRule="auto"/>
-              <w:jc w:val="center"/>
-            </w:pPr>
-            <w:r>
-              <w:rPr>
-                <w:sz w:val="20"/>
-              </w:rPr>
-              <w:t>6</w:t>
-            </w:r>
-          </w:p>
-        </w:tc>
-        <w:tc>
-          <w:tcPr>
-            <w:tcW w:type="dxa" w:w="2778"/>
-            <w:vAlign w:val="center"/>
-            <w:shd w:fill="F4F4F4"/>
-          </w:tcPr>
-          <w:p>
-            <w:pPr>
-              <w:spacing w:after="0" w:line="252" w:lineRule="auto"/>
-            </w:pPr>
-            <w:r>
-              <w:rPr>
-                <w:sz w:val="20"/>
-              </w:rPr>
-              <w:t>Écrous captifs M4</w:t>
-            </w:r>
-          </w:p>
-        </w:tc>
-        <w:tc>
-          <w:tcPr>
-            <w:tcW w:type="dxa" w:w="6406"/>
-            <w:vAlign w:val="center"/>
-            <w:shd w:fill="F4F4F4"/>
-          </w:tcPr>
-          <w:p>
-            <w:pPr>
-              <w:spacing w:after="0" w:line="252" w:lineRule="auto"/>
-            </w:pPr>
-            <w:r>
-              <w:rPr>
-                <w:sz w:val="20"/>
-              </w:rPr>
-              <w:t>Hexagonaux ; les engager complètement dans les logements du boîtier</w:t>
             </w:r>
           </w:p>
         </w:tc>
@@ -2536,7 +2416,7 @@
               <w:rPr>
                 <w:sz w:val="20"/>
               </w:rPr>
-              <w:t>Vis à bois inférieures</w:t>
+              <w:t>Écrous captifs M4</w:t>
             </w:r>
           </w:p>
         </w:tc>
@@ -2554,7 +2434,7 @@
               <w:rPr>
                 <w:sz w:val="20"/>
               </w:rPr>
-              <w:t>Vis à bois 4 × 30 mm, tête plate Ø9 ; ne pas imprimer ; enveloppe nominale non vérifiée</w:t>
+              <w:t>Hexagonaux ; les engager complètement dans les logements du boîtier</w:t>
             </w:r>
           </w:p>
         </w:tc>
@@ -2596,6 +2476,66 @@
               <w:rPr>
                 <w:sz w:val="20"/>
               </w:rPr>
+              <w:t>Vis à bois inférieures</w:t>
+            </w:r>
+          </w:p>
+        </w:tc>
+        <w:tc>
+          <w:tcPr>
+            <w:tcW w:type="dxa" w:w="6406"/>
+            <w:vAlign w:val="center"/>
+            <w:shd w:fill="F4F4F4"/>
+          </w:tcPr>
+          <w:p>
+            <w:pPr>
+              <w:spacing w:after="0" w:line="252" w:lineRule="auto"/>
+            </w:pPr>
+            <w:r>
+              <w:rPr>
+                <w:sz w:val="20"/>
+              </w:rPr>
+              <w:t>Vis à bois 4 × 30 mm, tête plate Ø9 ; ne pas imprimer ; enveloppe nominale non vérifiée</w:t>
+            </w:r>
+          </w:p>
+        </w:tc>
+      </w:tr>
+      <w:tr>
+        <w:trPr>
+          <w:cantSplit/>
+        </w:trPr>
+        <w:tc>
+          <w:tcPr>
+            <w:tcW w:type="dxa" w:w="680"/>
+            <w:vAlign w:val="center"/>
+            <w:shd w:fill="FFFFFF"/>
+          </w:tcPr>
+          <w:p>
+            <w:pPr>
+              <w:spacing w:after="0" w:line="252" w:lineRule="auto"/>
+              <w:jc w:val="center"/>
+            </w:pPr>
+            <w:r>
+              <w:rPr>
+                <w:sz w:val="20"/>
+              </w:rPr>
+              <w:t>4</w:t>
+            </w:r>
+          </w:p>
+        </w:tc>
+        <w:tc>
+          <w:tcPr>
+            <w:tcW w:type="dxa" w:w="2778"/>
+            <w:vAlign w:val="center"/>
+            <w:shd w:fill="FFFFFF"/>
+          </w:tcPr>
+          <w:p>
+            <w:pPr>
+              <w:spacing w:after="0" w:line="252" w:lineRule="auto"/>
+            </w:pPr>
+            <w:r>
+              <w:rPr>
+                <w:sz w:val="20"/>
+              </w:rPr>
               <w:t>Vis à bois supérieures</w:t>
             </w:r>
           </w:p>
@@ -2604,7 +2544,7 @@
           <w:tcPr>
             <w:tcW w:type="dxa" w:w="6406"/>
             <w:vAlign w:val="center"/>
-            <w:shd w:fill="F4F4F4"/>
+            <w:shd w:fill="FFFFFF"/>
           </w:tcPr>
           <w:p>
             <w:pPr>
@@ -3551,7 +3491,7 @@
     </w:p>
     <w:p>
       <w:r>
-        <w:t>Placez le fil isolé en serpentins répétés et continus à travers les zones polaires actives de la cassette fixe. Marquez début A, fin B et parcours d'une répétition complète. Pour cette série, une répétition complète du même serpentin compte comme une spire. Les trois bobines doivent conserver parcours et sens de bobinage identiques.</w:t>
+        <w:t>Guidez le fil isolé en serpentin continu autour des 18 guides arrondis de la cassette, alternativement côté intérieur puis extérieur du guide suivant. Marquez A, B et le trajet complet. Un tour des 18 guides compte comme une spire ; toutes les bobines gardent le même trajet et le même sens.</w:t>
       </w:r>
     </w:p>
     <w:p>
@@ -3859,7 +3799,7 @@
     </w:p>
     <w:p>
       <w:r>
-        <w:t>Travaillez rotation bloquée avec un dispositif contrôlant l'attraction des couronnes. Le boîtier en cuve ouvre vers le haut. Vérifiez auparavant logements d'écrous, épaulement, clavette et trajet du câble. Insérez entièrement les six écrous captifs M4 avant fermeture.</w:t>
+        <w:t>Travaillez rotation bloquée avec un dispositif contrôlant l'attraction des couronnes. Le boîtier ouvre vers le haut. Vérifiez logements d'écrous, épaulement, clavette et câble. Insérez entièrement les quatre écrous captifs M4 avant fermeture.</w:t>
       </w:r>
     </w:p>
     <w:p>
@@ -3870,7 +3810,7 @@
         <w:t xml:space="preserve">1. Insérer le rotor magnétique inférieur. </w:t>
       </w:r>
       <w:r>
-        <w:t>Placez l'écrou de couple M8 dans le logement arrière. Introduisez rotor inférieur, arbre et entretoise dans la cuve, faces magnétiques vers le haut. Le rotor entier reste dans le boîtier ; écrou et bout d'arbre ne doivent pas toucher le fond fermé.</w:t>
+        <w:t>Placez l'écrou M8 dans le logement arrière. Introduisez le rotor inférieur avec arbre et entretoise intégrée, aimants vers le haut. Le porte-aimants reste dans le boîtier et l'entretoise traverse librement le centre fixe. Écrou et arbre ne touchent pas le fond.</w:t>
       </w:r>
     </w:p>
     <w:p>
@@ -3892,7 +3832,7 @@
         <w:t xml:space="preserve">3. Monter le couvercle fixe. </w:t>
       </w:r>
       <w:r>
-        <w:t>Faites sortir le câble latéralement et assurez sa décharge de traction. Posez le couvercle à plat et engagez les six vis M4 dans les écrous captifs. Serrez progressivement et uniformément en croix ; arrêtez en cas de jour ou déformation. Aucun couple de serrage PLA n'est validé.</w:t>
+        <w:t>Faites sortir le câble et assurez sa décharge. Posez le couvercle à plat et engagez les quatre vis M4. Serrez progressivement en croix ; arrêtez en cas de jour ou déformation. Les trous extérieurs du cadre restent séparés. Aucun couple PLA n'est validé.</w:t>
       </w:r>
     </w:p>
     <w:p>
@@ -3946,7 +3886,7 @@
         <w:drawing>
           <wp:inline xmlns:a="http://schemas.openxmlformats.org/drawingml/2006/main" xmlns:pic="http://schemas.openxmlformats.org/drawingml/2006/picture">
             <wp:extent cx="6264000" cy="4384800"/>
-            <wp:docPr id="4" name="Picture 4" descr="E05. Le rotor inférieur séparé tourne entièrement dans le boîtier sous la cassette. Boîtier coupé devant ; cassette et couvercle masqués. Fond fermé · fixe. Porte-aimants inférieur · tournant. Aimants vers le haut, vers la bobine · tournants. Écrou de couple M8 dans logement arrière (masqué). Entretoise sur arbre M8 · tournante." title="E05"/>
+            <wp:docPr id="4" name="Picture 4" descr="E05. Le porte-aimants inférieur tourne dans le boîtier ; son entretoise intégrée traverse le centre fixe. Boîtier coupé devant ; cassette et couvercle masqués. Fond fermé · fixe. Porte-aimants et aimants · tournants. Écrou M8 arrière (masqué). Entretoise intégrée · tournante." title="E05"/>
             <wp:cNvGraphicFramePr>
               <a:graphicFrameLocks noChangeAspect="1"/>
             </wp:cNvGraphicFramePr>
@@ -3983,12 +3923,12 @@
         <w:keepLines/>
       </w:pPr>
       <w:r>
-        <w:t>E05  Le rotor magnétique inférieur séparé tourne entièrement dans le boîtier sous la cassette.</w:t>
+        <w:t>E05  Le porte-aimants inférieur tourne dans le boîtier ; son entretoise intégrée traverse le centre fixe.</w:t>
       </w:r>
     </w:p>
     <w:p>
       <w:r>
-        <w:t>Le logement arrière transmet le couple via l'écrou M8. L'entretoise tourne avec l'arbre ; la bobine ne doit pas la toucher. Son enveloppe CAO fait 12 × 17,85 mm en diamètre extérieur et longueur. Vérifiez à blanc serrage réel et distance au fond avant coupe.</w:t>
+        <w:t>Le logement arrière transmet le couple via l'écrou M8. L'entretoise intégrée fait partie du rotor inférieur et ne doit pas toucher la bobine fixe. En CAO elle mesure 12 × 17,85 mm, diamètre extérieur par hauteur, avec passage M8 de 8,8 mm. Vérifiez à blanc serrage et fond.</w:t>
       </w:r>
     </w:p>
     <w:p>
@@ -4009,7 +3949,7 @@
         <w:drawing>
           <wp:inline xmlns:a="http://schemas.openxmlformats.org/drawingml/2006/main" xmlns:pic="http://schemas.openxmlformats.org/drawingml/2006/picture">
             <wp:extent cx="6264000" cy="4384800"/>
-            <wp:docPr id="5" name="Picture 5" descr="E06. Cassette, couvercle et base soulevés ; rotor inférieur dans le boîtier coupé. Rotor sous bobinage fixe. Pales de base raccourcies pour la lisibilité. Base avec porte-aimants supérieur · tournante. Couvercle et siège 51105 · fixes. Cassette · fixe. Espace actif de bobinage · fixe. Rotor inférieur dans boîtier · tournant. Boîtier / pattes · fixes. 6 × vis M4 de couvercle (1 représentée). 6 × écrou captif M4 (1 représenté). Chaque couronne présente 18 pôles vers la bobine, N S alternés en haut, S N en bas. Les mêmes angles dans la même projection +Z portent des pôles opposés ; à 0 degré N en haut et S en bas, à 20 degrés S en haut et N en bas." title="E06"/>
+            <wp:docPr id="5" name="Picture 5" descr="E06. La cassette, le couvercle et la base sont soulevés ; le rotor magnétique inférieur reste dans le boîtier en coupe. Rotor inférieur sous le bobinage fixe. Pales de base raccourcies pour la lisibilité. Base avec porte-aimants supérieur · tournante. Couvercle et logement 51105 · fixes. Cassette de bobine · fixe. Volume actif du bobinage · fixe. Rotor magnétique inférieur dans le boîtier · tournant. Boîtier / pattes au sol · fixes. 4 × vis M4 de couvercle (1 représentée). 4 × écrou captif M4 (1 représenté). Les deux couronnes présentent 18 pôles dirigés vers le bobinage, alternant N S en haut et S N en bas. Aux mêmes angles dans la projection +Z, les pôles sont opposés ; à 0 degré, N est en haut et S en bas, et à 20 degrés, S est en haut et N en bas." title="E06"/>
             <wp:cNvGraphicFramePr>
               <a:graphicFrameLocks noChangeAspect="1"/>
             </wp:cNvGraphicFramePr>
@@ -4208,7 +4148,7 @@
         <w:drawing>
           <wp:inline xmlns:a="http://schemas.openxmlformats.org/drawingml/2006/main" xmlns:pic="http://schemas.openxmlformats.org/drawingml/2006/picture">
             <wp:extent cx="6264000" cy="4384800"/>
-            <wp:docPr id="8" name="Picture 8" descr="E08. Cassette sur épaulement du boîtier ; couvercle limitant la montée. La clavette unique en −X bloque la rotation. Tester l'ajustement sur l'éprouvette de segment. Couvercle retenant axialement la cassette. Cassette à nervure antigiration unique. Épaulement et rainure de clavette correspondante." title="E08"/>
+            <wp:docPr id="8" name="Picture 8" descr="E08. Cassette sur épaulement ; couvercle limitant la montée. La clavette en −X bloque la rotation. Tester l'ajustement. Couvercle retenant axialement. Cassette à 18 guides arrondis. Épaulement et rainure correspondante." title="E08"/>
             <wp:cNvGraphicFramePr>
               <a:graphicFrameLocks noChangeAspect="1"/>
             </wp:cNvGraphicFramePr>
@@ -4271,7 +4211,7 @@
         <w:drawing>
           <wp:inline xmlns:a="http://schemas.openxmlformats.org/drawingml/2006/main" xmlns:pic="http://schemas.openxmlformats.org/drawingml/2006/picture">
             <wp:extent cx="6264000" cy="4384800"/>
-            <wp:docPr id="9" name="Picture 9" descr="E09. Six M4 fixent le couvercle aux écrous captifs des oreilles. Vis et écrous sont des enveloppes nominales. Accès supérieur ; vérifier l'outil réel. 6 × vis M4 · fixe. Couvercle à six trous traversants. Oreilles à logements hexagonaux. 6 × écrou captif M4 · fixe." title="E09"/>
+            <wp:docPr id="9" name="Picture 9" descr="E09. Quatre M4 fixent le couvercle ; des trous extérieurs séparés fixent le boîtier au cadre. Bossage et trou partagent un axe radial. Accès supérieur. 4 × vis M4 · fixe. Couvercle à quatre trous. Axes renforcés. 4 × écrou captif M4 · fixe." title="E09"/>
             <wp:cNvGraphicFramePr>
               <a:graphicFrameLocks noChangeAspect="1"/>
             </wp:cNvGraphicFramePr>
@@ -4308,12 +4248,12 @@
         <w:keepLines/>
       </w:pPr>
       <w:r>
-        <w:t>E09  Six vis M4 fixent le couvercle aux écrous captifs dans les oreilles du boîtier.</w:t>
+        <w:t>E09  Quatre vis M4 fixent le couvercle ; des trous extérieurs séparés fixent le boîtier au cadre.</w:t>
       </w:r>
     </w:p>
     <w:p>
       <w:r>
-        <w:t>Six vis M4 et six écrous hexagonaux captifs relient couvercle et boîtier. Accès par le haut. Après serrage, le couvercle doit rester plan et l'arbre libre. Marquez les positions des vis pour les contrôles visuels ultérieurs.</w:t>
+        <w:t>Quatre vis M4 et quatre écrous captifs relient couvercle et boîtier. Ils partagent les axes radiaux des quatre trous de cadre séparés ; les bossages renforcent les pattes. Accès supérieur. Le couvercle reste plan et l'arbre libre.</w:t>
       </w:r>
     </w:p>
     <w:p>
@@ -5249,7 +5189,7 @@
         <w:t xml:space="preserve">3. Enlever le couvercle. </w:t>
       </w:r>
       <w:r>
-        <w:t>Rangez séparément les pièces du roulement selon leur orientation. Desserrez les six vis, soulevez le couvercle et libérez la décharge de traction. Le rotor inférieur reste sécurisé dans le boîtier.</w:t>
+        <w:t>Rangez les pièces du roulement selon leur orientation. Desserrez les quatre vis, soulevez le couvercle et libérez le câble. Les fixations séparées du cadre restent montées ; sécurisez le rotor inférieur.</w:t>
       </w:r>
     </w:p>
     <w:p>
@@ -5386,7 +5326,7 @@
               <w:rPr>
                 <w:sz w:val="20"/>
               </w:rPr>
-              <w:t>Mesurer dépassement des aimants, hauteur de bobine, deux entrefers, entretoise et décalage axial.</w:t>
+              <w:t>Mesurer dépassement des aimants, hauteur de bobine, deux entrefers, entretoise intégrée et décalage axial.</w:t>
             </w:r>
           </w:p>
         </w:tc>
